--- a/templates/reference.docx
+++ b/templates/reference.docx
@@ -383,6 +383,7 @@
       </w:r>
     </w:p>
     <w:sectPr>
+      <w:footerReference w:type="default" r:id="rId50"/>
       <w:pgSz w:w="11906" w:h="16838"/>
       <w:pgMar w:top="1417" w:right="1417" w:bottom="1417" w:left="1417" w:header="720" w:footer="720" w:gutter="0"/>
     </w:sectPr>
@@ -392,6 +393,29 @@
 
 <file path=word/comments.xml><?xml version="1.0" encoding="utf-8"?>
 <w:comments xmlns:w="http://schemas.openxmlformats.org/wordprocessingml/2006/main" xmlns:m="http://schemas.openxmlformats.org/officeDocument/2006/math" xmlns:r="http://schemas.openxmlformats.org/officeDocument/2006/relationships" xmlns:o="urn:schemas-microsoft-com:office:office" xmlns:v="urn:schemas-microsoft-com:vml" xmlns:w10="urn:schemas-microsoft-com:office:word" xmlns:a="http://schemas.openxmlformats.org/drawingml/2006/main" xmlns:pic="http://schemas.openxmlformats.org/drawingml/2006/picture" xmlns:wp="http://schemas.openxmlformats.org/drawingml/2006/wordprocessingDrawing"/>
+</file>
+
+<file path=word/footer1.xml><?xml version="1.0" encoding="utf-8"?>
+<w:ftr xmlns:w="http://schemas.openxmlformats.org/wordprocessingml/2006/main">
+  <w:p>
+    <w:pPr>
+      <w:jc w:val="center"/>
+    </w:pPr>
+    <w:fldSimple w:instr=" PAGE ">
+      <w:r>
+        <w:t>1</w:t>
+      </w:r>
+    </w:fldSimple>
+    <w:r>
+      <w:t>/</w:t>
+    </w:r>
+    <w:fldSimple w:instr=" NUMPAGES ">
+      <w:r>
+        <w:t>1</w:t>
+      </w:r>
+    </w:fldSimple>
+  </w:p>
+</w:ftr>
 </file>
 
 <file path=word/footnotes.xml><?xml version="1.0" encoding="utf-8"?>

--- a/templates/reference.docx
+++ b/templates/reference.docx
@@ -1040,6 +1040,15 @@
     <w:pPr>
       <w:jc w:val="center"/>
       <w:spacing w:before="3000" w:after="600"/>
+    </w:pPr>
+  </w:style>
+  <w:style w:type="paragraph" w:customStyle="1" w:styleId="Checklist">
+    <w:name w:val="Checklist"/>
+    <w:basedOn w:val="BodyText"/>
+    <w:pPr>
+      <w:spacing w:before="0" w:after="60"/>
+      <w:ind w:left="360"/>
+      <w:contextualSpacing/>
     </w:pPr>
   </w:style>
   <w:style w:type="paragraph" w:customStyle="1" w:styleId="AlertNote">

--- a/templates/reference.docx
+++ b/templates/reference.docx
@@ -1049,6 +1049,39 @@
       <w:spacing w:before="0" w:after="60"/>
       <w:ind w:left="360"/>
       <w:contextualSpacing/>
+    </w:pPr>
+  </w:style>
+  <w:style w:type="paragraph" w:customStyle="1" w:styleId="TOC1">
+    <w:name w:val="toc 1"/>
+    <w:basedOn w:val="BodyText"/>
+    <w:pPr>
+      <w:tabs>
+        <w:tab w:val="right" w:leader="dot" w:pos="9071"/>
+      </w:tabs>
+      <w:spacing w:before="0" w:after="60"/>
+      <w:ind w:left="0"/>
+    </w:pPr>
+  </w:style>
+  <w:style w:type="paragraph" w:customStyle="1" w:styleId="TOC2">
+    <w:name w:val="toc 2"/>
+    <w:basedOn w:val="BodyText"/>
+    <w:pPr>
+      <w:tabs>
+        <w:tab w:val="right" w:leader="dot" w:pos="9071"/>
+      </w:tabs>
+      <w:spacing w:before="0" w:after="60"/>
+      <w:ind w:left="240"/>
+    </w:pPr>
+  </w:style>
+  <w:style w:type="paragraph" w:customStyle="1" w:styleId="TOC3">
+    <w:name w:val="toc 3"/>
+    <w:basedOn w:val="BodyText"/>
+    <w:pPr>
+      <w:tabs>
+        <w:tab w:val="right" w:leader="dot" w:pos="9071"/>
+      </w:tabs>
+      <w:spacing w:before="0" w:after="60"/>
+      <w:ind w:left="480"/>
     </w:pPr>
   </w:style>
   <w:style w:type="paragraph" w:customStyle="1" w:styleId="AlertNote">

--- a/templates/reference.docx
+++ b/templates/reference.docx
@@ -912,6 +912,14 @@
     <w:qFormat/>
     <w:tblPr>
       <w:tblInd w:w="0" w:type="dxa"/>
+      <w:tblBorders>
+        <w:top w:val="single" w:sz="4" w:space="0" w:color="000000"/>
+        <w:left w:val="single" w:sz="4" w:space="0" w:color="000000"/>
+        <w:bottom w:val="single" w:sz="4" w:space="0" w:color="000000"/>
+        <w:right w:val="single" w:sz="4" w:space="0" w:color="000000"/>
+        <w:insideH w:val="single" w:sz="4" w:space="0" w:color="000000"/>
+        <w:insideV w:val="single" w:sz="4" w:space="0" w:color="000000"/>
+      </w:tblBorders>
       <w:tblCellMar>
         <w:top w:w="0" w:type="dxa"/>
         <w:left w:w="108" w:type="dxa"/>

--- a/templates/reference.docx
+++ b/templates/reference.docx
@@ -572,10 +572,10 @@
   <w:docDefaults>
     <w:rPrDefault>
       <w:rPr>
-        <w:rFonts/>
+        <w:rFonts w:ascii="DejaVu Sans" w:hAnsi="DejaVu Sans" w:cs="DejaVu Sans" w:eastAsia="DejaVu Sans"/>
         <w:sz w:val="24"/>
         <w:szCs w:val="24"/>
-        <w:lang w:val="en-US" w:eastAsia="DejaVu Sans" w:bidi="ar-SA"/>
+        <w:lang w:val="en-US" w:eastAsia="en-US" w:bidi="ar-SA"/>
       </w:rPr>
     </w:rPrDefault>
     <w:pPrDefault>
@@ -624,7 +624,7 @@
       <w:jc w:val="center"/>
     </w:pPr>
     <w:rPr>
-      <w:rFonts/>
+      <w:rFonts w:ascii="DejaVu Sans" w:hAnsi="DejaVu Sans" w:cs="DejaVu Sans" w:eastAsia="DejaVu Sans"/>
       <w:b/>
       <w:bCs/>
       <w:color w:val="345A8A" w:themeColor="accent1" w:themeShade="B5"/>
@@ -704,7 +704,7 @@
       <w:outlineLvl w:val="0"/>
     </w:pPr>
     <w:rPr>
-      <w:rFonts/>
+      <w:rFonts w:ascii="DejaVu Sans" w:hAnsi="DejaVu Sans" w:cs="DejaVu Sans" w:eastAsia="DejaVu Sans"/>
       <w:b/>
       <w:bCs/>
       <w:color w:val="4F81BD" w:themeColor="accent1"/>
@@ -726,7 +726,7 @@
       <w:outlineLvl w:val="1"/>
     </w:pPr>
     <w:rPr>
-      <w:rFonts/>
+      <w:rFonts w:ascii="DejaVu Sans" w:hAnsi="DejaVu Sans" w:cs="DejaVu Sans" w:eastAsia="DejaVu Sans"/>
       <w:b/>
       <w:bCs/>
       <w:color w:val="4F81BD" w:themeColor="accent1"/>
@@ -748,7 +748,7 @@
       <w:outlineLvl w:val="2"/>
     </w:pPr>
     <w:rPr>
-      <w:rFonts/>
+      <w:rFonts w:ascii="DejaVu Sans" w:hAnsi="DejaVu Sans" w:cs="DejaVu Sans" w:eastAsia="DejaVu Sans"/>
       <w:b/>
       <w:bCs/>
       <w:color w:val="4F81BD" w:themeColor="accent1"/>
@@ -770,7 +770,7 @@
       <w:outlineLvl w:val="3"/>
     </w:pPr>
     <w:rPr>
-      <w:rFonts/>
+      <w:rFonts w:ascii="DejaVu Sans" w:hAnsi="DejaVu Sans" w:cs="DejaVu Sans" w:eastAsia="DejaVu Sans"/>
       <w:i/>
       <w:bCs/>
       <w:color w:val="4F81BD" w:themeColor="accent1"/>
@@ -792,7 +792,7 @@
       <w:outlineLvl w:val="4"/>
     </w:pPr>
     <w:rPr>
-      <w:rFonts/>
+      <w:rFonts w:ascii="DejaVu Sans" w:hAnsi="DejaVu Sans" w:cs="DejaVu Sans" w:eastAsia="DejaVu Sans"/>
       <w:iCs/>
       <w:color w:val="4F81BD" w:themeColor="accent1"/>
       <w:sz w:val="24"/>
@@ -813,7 +813,7 @@
       <w:outlineLvl w:val="5"/>
     </w:pPr>
     <w:rPr>
-      <w:rFonts/>
+      <w:rFonts w:ascii="DejaVu Sans" w:hAnsi="DejaVu Sans" w:cs="DejaVu Sans" w:eastAsia="DejaVu Sans"/>
       <w:color w:val="4F81BD" w:themeColor="accent1"/>
       <w:sz w:val="24"/>
       <w:szCs w:val="24"/>
@@ -833,7 +833,7 @@
       <w:outlineLvl w:val="6"/>
     </w:pPr>
     <w:rPr>
-      <w:rFonts/>
+      <w:rFonts w:ascii="DejaVu Sans" w:hAnsi="DejaVu Sans" w:cs="DejaVu Sans" w:eastAsia="DejaVu Sans"/>
       <w:color w:val="4F81BD" w:themeColor="accent1"/>
       <w:sz w:val="24"/>
       <w:szCs w:val="24"/>
@@ -853,7 +853,7 @@
       <w:outlineLvl w:val="7"/>
     </w:pPr>
     <w:rPr>
-      <w:rFonts/>
+      <w:rFonts w:ascii="DejaVu Sans" w:hAnsi="DejaVu Sans" w:cs="DejaVu Sans" w:eastAsia="DejaVu Sans"/>
       <w:color w:val="4F81BD" w:themeColor="accent1"/>
       <w:sz w:val="24"/>
       <w:szCs w:val="24"/>
@@ -873,7 +873,7 @@
       <w:outlineLvl w:val="8"/>
     </w:pPr>
     <w:rPr>
-      <w:rFonts/>
+      <w:rFonts w:ascii="DejaVu Sans" w:hAnsi="DejaVu Sans" w:cs="DejaVu Sans" w:eastAsia="DejaVu Sans"/>
       <w:color w:val="4F81BD" w:themeColor="accent1"/>
       <w:sz w:val="24"/>
       <w:szCs w:val="24"/>
@@ -1002,7 +1002,7 @@
     <w:name w:val="Verbatim Char"/>
     <w:basedOn w:val="BodyTextChar"/>
     <w:rPr>
-      <w:rFonts w:ascii="DejaVu Sans" w:hAnsi="DejaVu Sans"/>
+      <w:rFonts w:ascii="DejaVu Sans Mono" w:hAnsi="DejaVu Sans Mono" w:cs="DejaVu Sans Mono" w:eastAsia="DejaVu Sans Mono"/>
       <w:sz w:val="22"/>
     </w:rPr>
   </w:style>
@@ -1036,7 +1036,7 @@
       <w:outlineLvl w:val="9"/>
     </w:pPr>
     <w:rPr>
-      <w:rFonts/>
+      <w:rFonts w:ascii="DejaVu Sans" w:hAnsi="DejaVu Sans" w:cs="DejaVu Sans" w:eastAsia="DejaVu Sans"/>
       <w:b w:val="0"/>
       <w:bCs w:val="0"/>
       <w:color w:val="365F91" w:themeColor="accent1" w:themeShade="BF"/>
